--- a/Rapport _DAT158_Assignment2.docx
+++ b/Rapport _DAT158_Assignment2.docx
@@ -18,7 +18,23 @@
           <w:szCs w:val="48"/>
           <w:lang w:val="nb-NO"/>
         </w:rPr>
-        <w:t>[Prosjektnavn]</w:t>
+        <w:t>[</w:t>
+      </w:r>
+      <w:r>
+        <w:rPr>
+          <w:sz w:val="48"/>
+          <w:szCs w:val="48"/>
+          <w:lang w:val="nb-NO"/>
+        </w:rPr>
+        <w:t>Aksje prediksjonsalgoritme</w:t>
+      </w:r>
+      <w:r>
+        <w:rPr>
+          <w:sz w:val="48"/>
+          <w:szCs w:val="48"/>
+          <w:lang w:val="nb-NO"/>
+        </w:rPr>
+        <w:t>]</w:t>
       </w:r>
     </w:p>
     <w:p>
@@ -44,7 +60,7 @@
           <w:szCs w:val="24"/>
           <w:lang w:val="nb-NO"/>
         </w:rPr>
-        <w:t>Navn</w:t>
+        <w:t>Daniel Kronheim, Christopher Strandheim</w:t>
       </w:r>
       <w:r>
         <w:rPr>
@@ -52,7 +68,23 @@
           <w:szCs w:val="24"/>
           <w:lang w:val="nb-NO"/>
         </w:rPr>
-        <w:t>], [Dato]</w:t>
+        <w:t>], [</w:t>
+      </w:r>
+      <w:r>
+        <w:rPr>
+          <w:sz w:val="24"/>
+          <w:szCs w:val="24"/>
+          <w:lang w:val="nb-NO"/>
+        </w:rPr>
+        <w:t>08.10.2026</w:t>
+      </w:r>
+      <w:r>
+        <w:rPr>
+          <w:sz w:val="24"/>
+          <w:szCs w:val="24"/>
+          <w:lang w:val="nb-NO"/>
+        </w:rPr>
+        <w:t>]</w:t>
       </w:r>
     </w:p>
     <w:p>
@@ -139,15 +171,6 @@
     <w:p>
       <w:pPr>
         <w:pStyle w:val="Heading1"/>
-        <w:rPr>
-          <w:i/>
-          <w:iCs/>
-          <w:lang w:val="nb-NO"/>
-        </w:rPr>
-      </w:pPr>
-      <w:bookmarkStart w:id="2" w:name="_m31p3b99qbtm"/>
-      <w:bookmarkEnd w:id="2"/>
-      <w:r>
         <w:rPr>
           <w:b/>
           <w:bCs/>
@@ -155,8 +178,9 @@
           <w:szCs w:val="30"/>
           <w:lang w:val="nb-NO"/>
         </w:rPr>
-        <w:t xml:space="preserve">1: </w:t>
-      </w:r>
+      </w:pPr>
+      <w:bookmarkStart w:id="2" w:name="_m31p3b99qbtm"/>
+      <w:bookmarkEnd w:id="2"/>
       <w:r>
         <w:rPr>
           <w:b/>
@@ -165,8 +189,309 @@
           <w:szCs w:val="30"/>
           <w:lang w:val="nb-NO"/>
         </w:rPr>
+        <w:t xml:space="preserve">1: </w:t>
+      </w:r>
+      <w:r>
+        <w:rPr>
+          <w:b/>
+          <w:bCs/>
+          <w:sz w:val="30"/>
+          <w:szCs w:val="30"/>
+          <w:lang w:val="nb-NO"/>
+        </w:rPr>
         <w:t>BESKRIV PROBLEMET</w:t>
       </w:r>
+    </w:p>
+    <w:p>
+      <w:pPr>
+        <w:rPr>
+          <w:lang w:val="nb-NO"/>
+        </w:rPr>
+      </w:pPr>
+      <w:r>
+        <w:rPr>
+          <w:lang w:val="nb-NO"/>
+        </w:rPr>
+        <w:t xml:space="preserve">Få prediksjoner på om aksjer går opp eller ned i forhold til </w:t>
+      </w:r>
+      <w:r>
+        <w:rPr>
+          <w:lang w:val="nb-NO"/>
+        </w:rPr>
+        <w:t>historisk markedsdata, gjennom et brukergrensesnitt på en nettside. Datasettet er lastet ned fra Kaggle:</w:t>
+      </w:r>
+      <w:r>
+        <w:rPr>
+          <w:lang w:val="nb-NO"/>
+        </w:rPr>
+        <w:t xml:space="preserve"> </w:t>
+      </w:r>
+      <w:hyperlink r:id="rId7" w:history="1">
+        <w:r>
+          <w:rPr>
+            <w:rStyle w:val="Hyperlink"/>
+            <w:color w:val="0000FF"/>
+            <w:lang w:val="nb-NO"/>
+          </w:rPr>
+          <w:t>https://www.kaggle.com/datasets/nelgiriyewithana/world-stock-prices-daily-updating/data</w:t>
+        </w:r>
+      </w:hyperlink>
+      <w:r>
+        <w:rPr>
+          <w:lang w:val="nb-NO"/>
+        </w:rPr>
+        <w:t xml:space="preserve">. </w:t>
+      </w:r>
+    </w:p>
+    <w:p>
+      <w:pPr>
+        <w:rPr>
+          <w:lang w:val="nb-NO"/>
+        </w:rPr>
+      </w:pPr>
+    </w:p>
+    <w:p>
+      <w:pPr>
+        <w:rPr>
+          <w:lang w:val="nb-NO"/>
+        </w:rPr>
+      </w:pPr>
+      <w:r>
+        <w:rPr>
+          <w:lang w:val="nb-NO"/>
+        </w:rPr>
+        <w:t xml:space="preserve">Hensikten er å kunne gjøre statistiske gode valg på investering i aksjer. Målet er å utvide modellen med data fra flere reelle kilder med datasett, som påvirker askje-kurser for å gjøre enda bedre prediksjoner i fremtiden. </w:t>
+      </w:r>
+    </w:p>
+    <w:p>
+      <w:pPr>
+        <w:rPr>
+          <w:lang w:val="nb-NO"/>
+        </w:rPr>
+      </w:pPr>
+    </w:p>
+    <w:p>
+      <w:pPr>
+        <w:rPr>
+          <w:lang w:val="nb-NO"/>
+        </w:rPr>
+      </w:pPr>
+      <w:r>
+        <w:rPr>
+          <w:lang w:val="nb-NO"/>
+        </w:rPr>
+        <w:t>GUI: Nettside</w:t>
+      </w:r>
+    </w:p>
+    <w:p>
+      <w:pPr>
+        <w:rPr>
+          <w:lang w:val="nb-NO"/>
+        </w:rPr>
+      </w:pPr>
+      <w:r>
+        <w:rPr>
+          <w:lang w:val="nb-NO"/>
+        </w:rPr>
+        <w:t>Valg: Velg hvor langt frem i tid man vil gjøre prediksjoner på.</w:t>
+      </w:r>
+    </w:p>
+    <w:p>
+      <w:pPr>
+        <w:rPr>
+          <w:lang w:val="nb-NO"/>
+        </w:rPr>
+      </w:pPr>
+      <w:r>
+        <w:rPr>
+          <w:lang w:val="nb-NO"/>
+        </w:rPr>
+        <w:t>f.eks kan man velge gjøre prediksjon 3 mnd frem i tid, 1 mnd frem i tid, 5 år frem i tid. Da baserer dataen seg på kortere intervaller enn 20 år, for å gjøre en bedre prediksjon på kortsiktig investering.</w:t>
+      </w:r>
+    </w:p>
+    <w:p>
+      <w:pPr>
+        <w:rPr>
+          <w:lang w:val="nb-NO"/>
+        </w:rPr>
+      </w:pPr>
+      <w:r>
+        <w:rPr>
+          <w:lang w:val="nb-NO"/>
+        </w:rPr>
+        <w:t>Svar: Man får selve aksjekursen og utregnet prosent den til stige/synke, basert på dagens verdensøkonomi.</w:t>
+      </w:r>
+      <w:r>
+        <w:rPr>
+          <w:lang w:val="nb-NO"/>
+        </w:rPr>
+        <w:t xml:space="preserve"> </w:t>
+      </w:r>
+      <w:r>
+        <w:rPr>
+          <w:lang w:val="nb-NO"/>
+        </w:rPr>
+        <w:t>Vi gir også risiko for askjekategorien.</w:t>
+      </w:r>
+    </w:p>
+    <w:p>
+      <w:pPr>
+        <w:pStyle w:val="NoSpacing"/>
+        <w:rPr>
+          <w:lang w:val="nb-NO"/>
+        </w:rPr>
+      </w:pPr>
+    </w:p>
+    <w:p>
+      <w:pPr>
+        <w:pStyle w:val="NoSpacing"/>
+        <w:rPr>
+          <w:lang w:val="nb-NO"/>
+        </w:rPr>
+      </w:pPr>
+      <w:r>
+        <w:rPr>
+          <w:lang w:val="nb-NO"/>
+        </w:rPr>
+        <w:t>Du ønsker å finne ut:</w:t>
+      </w:r>
+    </w:p>
+    <w:p>
+      <w:pPr>
+        <w:pStyle w:val="NoSpacing"/>
+        <w:numPr>
+          <w:ilvl w:val="0"/>
+          <w:numId w:val="4"/>
+        </w:numPr>
+        <w:rPr>
+          <w:lang w:val="nb-NO"/>
+        </w:rPr>
+      </w:pPr>
+      <w:r>
+        <w:rPr>
+          <w:lang w:val="nb-NO"/>
+        </w:rPr>
+        <w:t>Sammenheng mellom aksjer: Beveger enkelte aksjer seg systematisk sammen?</w:t>
+      </w:r>
+    </w:p>
+    <w:p>
+      <w:pPr>
+        <w:pStyle w:val="NoSpacing"/>
+        <w:numPr>
+          <w:ilvl w:val="0"/>
+          <w:numId w:val="4"/>
+        </w:numPr>
+        <w:rPr>
+          <w:lang w:val="nb-NO"/>
+        </w:rPr>
+      </w:pPr>
+      <w:r>
+        <w:rPr>
+          <w:lang w:val="nb-NO"/>
+        </w:rPr>
+        <w:t>Påvirkning mellom aksjer: Kan bevegelser i én aksje gi informasjon om fremtidig avkastning i en annen?</w:t>
+      </w:r>
+    </w:p>
+    <w:p>
+      <w:pPr>
+        <w:pStyle w:val="NoSpacing"/>
+        <w:numPr>
+          <w:ilvl w:val="0"/>
+          <w:numId w:val="4"/>
+        </w:numPr>
+        <w:rPr>
+          <w:lang w:val="nb-NO"/>
+        </w:rPr>
+      </w:pPr>
+      <w:r>
+        <w:rPr>
+          <w:lang w:val="nb-NO"/>
+        </w:rPr>
+        <w:t>Land og bransjer: Forklarer geografisk tilhørighet eller bransje forskjeller i aksjenes utvikling?</w:t>
+      </w:r>
+    </w:p>
+    <w:p>
+      <w:pPr>
+        <w:pStyle w:val="NoSpacing"/>
+        <w:numPr>
+          <w:ilvl w:val="0"/>
+          <w:numId w:val="4"/>
+        </w:numPr>
+        <w:rPr>
+          <w:lang w:val="nb-NO"/>
+        </w:rPr>
+      </w:pPr>
+      <w:r>
+        <w:rPr>
+          <w:lang w:val="nb-NO"/>
+        </w:rPr>
+        <w:t>Prediksjon: Hvilke variabler inneholder nyttig informasjon om fremtidig aksjeavkastning?</w:t>
+      </w:r>
+    </w:p>
+    <w:p>
+      <w:pPr>
+        <w:pStyle w:val="NoSpacing"/>
+        <w:numPr>
+          <w:ilvl w:val="0"/>
+          <w:numId w:val="4"/>
+        </w:numPr>
+        <w:rPr>
+          <w:lang w:val="nb-NO"/>
+        </w:rPr>
+      </w:pPr>
+      <w:r>
+        <w:rPr>
+          <w:lang w:val="nb-NO"/>
+        </w:rPr>
+        <w:t>Parameterseleksjon: Hvilke kombinasjoner av variabler gir best prediksjon på data modellen ikke har sett før?</w:t>
+      </w:r>
+    </w:p>
+    <w:p>
+      <w:pPr>
+        <w:rPr>
+          <w:lang w:val="nb-NO"/>
+        </w:rPr>
+      </w:pPr>
+    </w:p>
+    <w:p>
+      <w:pPr>
+        <w:rPr>
+          <w:lang w:val="nb-NO"/>
+        </w:rPr>
+      </w:pPr>
+      <w:r>
+        <w:rPr>
+          <w:lang w:val="nb-NO"/>
+        </w:rPr>
+        <w:t>korrelasjonsanalyse, Random Forest og XGBoost, kombinert med tidsserieanalys</w:t>
+      </w:r>
+      <w:r>
+        <w:rPr>
+          <w:lang w:val="nb-NO"/>
+        </w:rPr>
+        <w:t>?</w:t>
+      </w:r>
+    </w:p>
+    <w:p>
+      <w:pPr>
+        <w:rPr>
+          <w:lang w:val="nb-NO"/>
+        </w:rPr>
+      </w:pPr>
+    </w:p>
+    <w:p>
+      <w:pPr>
+        <w:rPr>
+          <w:lang w:val="nb-NO"/>
+        </w:rPr>
+      </w:pPr>
+    </w:p>
+    <w:p>
+      <w:pPr>
+        <w:rPr>
+          <w:lang w:val="nb-NO"/>
+        </w:rPr>
+      </w:pPr>
     </w:p>
     <w:p>
       <w:pPr>
@@ -191,6 +516,7 @@
           <w:szCs w:val="24"/>
           <w:lang w:val="nb-NO"/>
         </w:rPr>
+        <w:lastRenderedPageBreak/>
         <w:t xml:space="preserve">OMFANG / </w:t>
       </w:r>
       <w:r>
@@ -586,7 +912,6 @@
           <w:szCs w:val="30"/>
           <w:lang w:val="nb-NO"/>
         </w:rPr>
-        <w:lastRenderedPageBreak/>
         <w:t xml:space="preserve">2: </w:t>
       </w:r>
       <w:r>
@@ -722,6 +1047,7 @@
           <w:szCs w:val="30"/>
           <w:lang w:val="nb-NO"/>
         </w:rPr>
+        <w:lastRenderedPageBreak/>
         <w:t xml:space="preserve">3: </w:t>
       </w:r>
       <w:r>
@@ -1061,12 +1387,12 @@
       </w:r>
     </w:p>
     <w:sectPr>
-      <w:headerReference w:type="even" r:id="rId7"/>
-      <w:headerReference w:type="default" r:id="rId8"/>
-      <w:footerReference w:type="even" r:id="rId9"/>
-      <w:footerReference w:type="default" r:id="rId10"/>
-      <w:headerReference w:type="first" r:id="rId11"/>
-      <w:footerReference w:type="first" r:id="rId12"/>
+      <w:headerReference w:type="even" r:id="rId8"/>
+      <w:headerReference w:type="default" r:id="rId9"/>
+      <w:footerReference w:type="even" r:id="rId10"/>
+      <w:footerReference w:type="default" r:id="rId11"/>
+      <w:headerReference w:type="first" r:id="rId12"/>
+      <w:footerReference w:type="first" r:id="rId13"/>
       <w:pgSz w:w="11906" w:h="16838"/>
       <w:pgMar w:top="1440" w:right="1440" w:bottom="1440" w:left="1440" w:header="288" w:footer="720" w:gutter="0"/>
       <w:pgNumType w:start="1"/>
@@ -1244,6 +1570,119 @@
 <file path=word/numbering.xml><?xml version="1.0" encoding="utf-8"?>
 <w:numbering xmlns:wpc="http://schemas.microsoft.com/office/word/2010/wordprocessingCanvas" xmlns:cx="http://schemas.microsoft.com/office/drawing/2014/chartex" xmlns:cx1="http://schemas.microsoft.com/office/drawing/2015/9/8/chartex" xmlns:cx2="http://schemas.microsoft.com/office/drawing/2015/10/21/chartex" xmlns:cx3="http://schemas.microsoft.com/office/drawing/2016/5/9/chartex" xmlns:cx4="http://schemas.microsoft.com/office/drawing/2016/5/10/chartex" xmlns:cx5="http://schemas.microsoft.com/office/drawing/2016/5/11/chartex" xmlns:cx6="http://schemas.microsoft.com/office/drawing/2016/5/12/chartex" xmlns:cx7="http://schemas.microsoft.com/office/drawing/2016/5/13/chartex" xmlns:cx8="http://schemas.microsoft.com/office/drawing/2016/5/14/chartex" xmlns:mc="http://schemas.openxmlformats.org/markup-compatibility/2006" xmlns:m="http://schemas.openxmlformats.org/officeDocument/2006/math" xmlns:aink="http://schemas.microsoft.com/office/drawing/2016/ink" xmlns:am3d="http://schemas.microsoft.com/office/drawing/2017/model3d" xmlns:oel="http://schemas.microsoft.com/office/2019/extlst" xmlns:r="http://schemas.openxmlformats.org/officeDocument/2006/relationships" xmlns:wp14="http://schemas.microsoft.com/office/word/2010/wordprocessingDrawing" xmlns:wp="http://schemas.openxmlformats.org/drawingml/2006/wordprocessingDrawing" xmlns:wpg="http://schemas.microsoft.com/office/word/2010/wordprocessingGroup" xmlns:wpi="http://schemas.microsoft.com/office/word/2010/wordprocessingInk" xmlns:wps="http://schemas.microsoft.com/office/word/2010/wordprocessingShape" xmlns:o="urn:schemas-microsoft-com:office:office" xmlns:v="urn:schemas-microsoft-com:vml" xmlns:w10="urn:schemas-microsoft-com:office:word" xmlns:w="http://schemas.openxmlformats.org/wordprocessingml/2006/main" xmlns:w14="http://schemas.microsoft.com/office/word/2010/wordml" xmlns:w15="http://schemas.microsoft.com/office/word/2012/wordml" xmlns:w16cex="http://schemas.microsoft.com/office/word/2018/wordml/cex" xmlns:w16cid="http://schemas.microsoft.com/office/word/2016/wordml/cid" xmlns:w16="http://schemas.microsoft.com/office/word/2018/wordml" xmlns:w16sdtdh="http://schemas.microsoft.com/office/word/2020/wordml/sdtdatahash" xmlns:w16sdtfl="http://schemas.microsoft.com/office/word/2024/wordml/sdtformatlock" xmlns:w16se="http://schemas.microsoft.com/office/word/2015/wordml/symex" xmlns:w16du="http://schemas.microsoft.com/office/word/2023/wordml/word16du" xmlns:wne="http://schemas.microsoft.com/office/word/2006/wordml" mc:Ignorable="w14 w15 w16se w16cid w16 w16cex w16sdtdh w16sdtfl w16du wp14">
   <w:abstractNum w:abstractNumId="0" w15:restartNumberingAfterBreak="0">
+    <w:nsid w:val="00F561F9"/>
+    <w:multiLevelType w:val="hybridMultilevel"/>
+    <w:tmpl w:val="47668F3A"/>
+    <w:lvl w:ilvl="0" w:tplc="98E61B00">
+      <w:start w:val="6"/>
+      <w:numFmt w:val="bullet"/>
+      <w:lvlText w:val="-"/>
+      <w:lvlJc w:val="left"/>
+      <w:pPr>
+        <w:ind w:left="720" w:hanging="360"/>
+      </w:pPr>
+      <w:rPr>
+        <w:rFonts w:ascii="Arial" w:eastAsia="Arial" w:hAnsi="Arial" w:cs="Arial" w:hint="default"/>
+      </w:rPr>
+    </w:lvl>
+    <w:lvl w:ilvl="1" w:tplc="04090003" w:tentative="1">
+      <w:start w:val="1"/>
+      <w:numFmt w:val="bullet"/>
+      <w:lvlText w:val="o"/>
+      <w:lvlJc w:val="left"/>
+      <w:pPr>
+        <w:ind w:left="1440" w:hanging="360"/>
+      </w:pPr>
+      <w:rPr>
+        <w:rFonts w:ascii="Courier New" w:hAnsi="Courier New" w:cs="Courier New" w:hint="default"/>
+      </w:rPr>
+    </w:lvl>
+    <w:lvl w:ilvl="2" w:tplc="04090005" w:tentative="1">
+      <w:start w:val="1"/>
+      <w:numFmt w:val="bullet"/>
+      <w:lvlText w:val=""/>
+      <w:lvlJc w:val="left"/>
+      <w:pPr>
+        <w:ind w:left="2160" w:hanging="360"/>
+      </w:pPr>
+      <w:rPr>
+        <w:rFonts w:ascii="Wingdings" w:hAnsi="Wingdings" w:hint="default"/>
+      </w:rPr>
+    </w:lvl>
+    <w:lvl w:ilvl="3" w:tplc="04090001" w:tentative="1">
+      <w:start w:val="1"/>
+      <w:numFmt w:val="bullet"/>
+      <w:lvlText w:val=""/>
+      <w:lvlJc w:val="left"/>
+      <w:pPr>
+        <w:ind w:left="2880" w:hanging="360"/>
+      </w:pPr>
+      <w:rPr>
+        <w:rFonts w:ascii="Symbol" w:hAnsi="Symbol" w:hint="default"/>
+      </w:rPr>
+    </w:lvl>
+    <w:lvl w:ilvl="4" w:tplc="04090003" w:tentative="1">
+      <w:start w:val="1"/>
+      <w:numFmt w:val="bullet"/>
+      <w:lvlText w:val="o"/>
+      <w:lvlJc w:val="left"/>
+      <w:pPr>
+        <w:ind w:left="3600" w:hanging="360"/>
+      </w:pPr>
+      <w:rPr>
+        <w:rFonts w:ascii="Courier New" w:hAnsi="Courier New" w:cs="Courier New" w:hint="default"/>
+      </w:rPr>
+    </w:lvl>
+    <w:lvl w:ilvl="5" w:tplc="04090005" w:tentative="1">
+      <w:start w:val="1"/>
+      <w:numFmt w:val="bullet"/>
+      <w:lvlText w:val=""/>
+      <w:lvlJc w:val="left"/>
+      <w:pPr>
+        <w:ind w:left="4320" w:hanging="360"/>
+      </w:pPr>
+      <w:rPr>
+        <w:rFonts w:ascii="Wingdings" w:hAnsi="Wingdings" w:hint="default"/>
+      </w:rPr>
+    </w:lvl>
+    <w:lvl w:ilvl="6" w:tplc="04090001" w:tentative="1">
+      <w:start w:val="1"/>
+      <w:numFmt w:val="bullet"/>
+      <w:lvlText w:val=""/>
+      <w:lvlJc w:val="left"/>
+      <w:pPr>
+        <w:ind w:left="5040" w:hanging="360"/>
+      </w:pPr>
+      <w:rPr>
+        <w:rFonts w:ascii="Symbol" w:hAnsi="Symbol" w:hint="default"/>
+      </w:rPr>
+    </w:lvl>
+    <w:lvl w:ilvl="7" w:tplc="04090003" w:tentative="1">
+      <w:start w:val="1"/>
+      <w:numFmt w:val="bullet"/>
+      <w:lvlText w:val="o"/>
+      <w:lvlJc w:val="left"/>
+      <w:pPr>
+        <w:ind w:left="5760" w:hanging="360"/>
+      </w:pPr>
+      <w:rPr>
+        <w:rFonts w:ascii="Courier New" w:hAnsi="Courier New" w:cs="Courier New" w:hint="default"/>
+      </w:rPr>
+    </w:lvl>
+    <w:lvl w:ilvl="8" w:tplc="04090005" w:tentative="1">
+      <w:start w:val="1"/>
+      <w:numFmt w:val="bullet"/>
+      <w:lvlText w:val=""/>
+      <w:lvlJc w:val="left"/>
+      <w:pPr>
+        <w:ind w:left="6480" w:hanging="360"/>
+      </w:pPr>
+      <w:rPr>
+        <w:rFonts w:ascii="Wingdings" w:hAnsi="Wingdings" w:hint="default"/>
+      </w:rPr>
+    </w:lvl>
+  </w:abstractNum>
+  <w:abstractNum w:abstractNumId="1" w15:restartNumberingAfterBreak="0">
     <w:nsid w:val="303A6206"/>
     <w:multiLevelType w:val="hybridMultilevel"/>
     <w:tmpl w:val="8A1E1BEC"/>
@@ -1356,7 +1795,93 @@
       </w:rPr>
     </w:lvl>
   </w:abstractNum>
-  <w:abstractNum w:abstractNumId="1" w15:restartNumberingAfterBreak="0">
+  <w:abstractNum w:abstractNumId="2" w15:restartNumberingAfterBreak="0">
+    <w:nsid w:val="32AE0532"/>
+    <w:multiLevelType w:val="hybridMultilevel"/>
+    <w:tmpl w:val="1DE1E869"/>
+    <w:lvl w:ilvl="0" w:tplc="0409000F">
+      <w:start w:val="1"/>
+      <w:numFmt w:val="decimal"/>
+      <w:lvlText w:val="%1."/>
+      <w:lvlJc w:val="left"/>
+      <w:pPr>
+        <w:ind w:left="720" w:hanging="360"/>
+      </w:pPr>
+    </w:lvl>
+    <w:lvl w:ilvl="1" w:tplc="04090019" w:tentative="1">
+      <w:start w:val="1"/>
+      <w:numFmt w:val="lowerLetter"/>
+      <w:lvlText w:val="%2."/>
+      <w:lvlJc w:val="left"/>
+      <w:pPr>
+        <w:ind w:left="1440" w:hanging="360"/>
+      </w:pPr>
+    </w:lvl>
+    <w:lvl w:ilvl="2" w:tplc="0409001B" w:tentative="1">
+      <w:start w:val="1"/>
+      <w:numFmt w:val="lowerRoman"/>
+      <w:lvlText w:val="%3."/>
+      <w:lvlJc w:val="right"/>
+      <w:pPr>
+        <w:ind w:left="2160" w:hanging="180"/>
+      </w:pPr>
+    </w:lvl>
+    <w:lvl w:ilvl="3" w:tplc="0409000F" w:tentative="1">
+      <w:start w:val="1"/>
+      <w:numFmt w:val="decimal"/>
+      <w:lvlText w:val="%4."/>
+      <w:lvlJc w:val="left"/>
+      <w:pPr>
+        <w:ind w:left="2880" w:hanging="360"/>
+      </w:pPr>
+    </w:lvl>
+    <w:lvl w:ilvl="4" w:tplc="04090019" w:tentative="1">
+      <w:start w:val="1"/>
+      <w:numFmt w:val="lowerLetter"/>
+      <w:lvlText w:val="%5."/>
+      <w:lvlJc w:val="left"/>
+      <w:pPr>
+        <w:ind w:left="3600" w:hanging="360"/>
+      </w:pPr>
+    </w:lvl>
+    <w:lvl w:ilvl="5" w:tplc="0409001B" w:tentative="1">
+      <w:start w:val="1"/>
+      <w:numFmt w:val="lowerRoman"/>
+      <w:lvlText w:val="%6."/>
+      <w:lvlJc w:val="right"/>
+      <w:pPr>
+        <w:ind w:left="4320" w:hanging="180"/>
+      </w:pPr>
+    </w:lvl>
+    <w:lvl w:ilvl="6" w:tplc="0409000F" w:tentative="1">
+      <w:start w:val="1"/>
+      <w:numFmt w:val="decimal"/>
+      <w:lvlText w:val="%7."/>
+      <w:lvlJc w:val="left"/>
+      <w:pPr>
+        <w:ind w:left="5040" w:hanging="360"/>
+      </w:pPr>
+    </w:lvl>
+    <w:lvl w:ilvl="7" w:tplc="04090019" w:tentative="1">
+      <w:start w:val="1"/>
+      <w:numFmt w:val="lowerLetter"/>
+      <w:lvlText w:val="%8."/>
+      <w:lvlJc w:val="left"/>
+      <w:pPr>
+        <w:ind w:left="5760" w:hanging="360"/>
+      </w:pPr>
+    </w:lvl>
+    <w:lvl w:ilvl="8" w:tplc="0409001B" w:tentative="1">
+      <w:start w:val="1"/>
+      <w:numFmt w:val="lowerRoman"/>
+      <w:lvlText w:val="%9."/>
+      <w:lvlJc w:val="right"/>
+      <w:pPr>
+        <w:ind w:left="6480" w:hanging="180"/>
+      </w:pPr>
+    </w:lvl>
+  </w:abstractNum>
+  <w:abstractNum w:abstractNumId="3" w15:restartNumberingAfterBreak="0">
     <w:nsid w:val="4183774E"/>
     <w:multiLevelType w:val="multilevel"/>
     <w:tmpl w:val="6B4234D6"/>
@@ -1469,7 +1994,7 @@
       </w:rPr>
     </w:lvl>
   </w:abstractNum>
-  <w:abstractNum w:abstractNumId="2" w15:restartNumberingAfterBreak="0">
+  <w:abstractNum w:abstractNumId="4" w15:restartNumberingAfterBreak="0">
     <w:nsid w:val="4D5164DF"/>
     <w:multiLevelType w:val="multilevel"/>
     <w:tmpl w:val="3D266FF0"/>
@@ -1583,13 +2108,19 @@
     </w:lvl>
   </w:abstractNum>
   <w:num w:numId="1" w16cid:durableId="182599309">
+    <w:abstractNumId w:val="3"/>
+  </w:num>
+  <w:num w:numId="2" w16cid:durableId="529224069">
+    <w:abstractNumId w:val="4"/>
+  </w:num>
+  <w:num w:numId="3" w16cid:durableId="1704474942">
     <w:abstractNumId w:val="1"/>
   </w:num>
-  <w:num w:numId="2" w16cid:durableId="529224069">
+  <w:num w:numId="4" w16cid:durableId="1491480160">
+    <w:abstractNumId w:val="0"/>
+  </w:num>
+  <w:num w:numId="5" w16cid:durableId="1536698703">
     <w:abstractNumId w:val="2"/>
-  </w:num>
-  <w:num w:numId="3" w16cid:durableId="1704474942">
-    <w:abstractNumId w:val="0"/>
   </w:num>
 </w:numbering>
 </file>
@@ -2221,6 +2752,38 @@
       <w:contextualSpacing/>
     </w:pPr>
   </w:style>
+  <w:style w:type="character" w:styleId="Hyperlink">
+    <w:name w:val="Hyperlink"/>
+    <w:basedOn w:val="DefaultParagraphFont"/>
+    <w:uiPriority w:val="99"/>
+    <w:unhideWhenUsed/>
+    <w:rsid w:val="00D87CC4"/>
+    <w:rPr>
+      <w:color w:val="0000FF" w:themeColor="hyperlink"/>
+      <w:u w:val="single"/>
+    </w:rPr>
+  </w:style>
+  <w:style w:type="character" w:styleId="UnresolvedMention">
+    <w:name w:val="Unresolved Mention"/>
+    <w:basedOn w:val="DefaultParagraphFont"/>
+    <w:uiPriority w:val="99"/>
+    <w:semiHidden/>
+    <w:unhideWhenUsed/>
+    <w:rsid w:val="00F15A31"/>
+    <w:rPr>
+      <w:color w:val="605E5C"/>
+      <w:shd w:val="clear" w:color="auto" w:fill="E1DFDD"/>
+    </w:rPr>
+  </w:style>
+  <w:style w:type="paragraph" w:styleId="NoSpacing">
+    <w:name w:val="No Spacing"/>
+    <w:uiPriority w:val="1"/>
+    <w:qFormat/>
+    <w:rsid w:val="00927C5F"/>
+    <w:pPr>
+      <w:spacing w:line="240" w:lineRule="auto"/>
+    </w:pPr>
+  </w:style>
 </w:styles>
 </file>
 
